--- a/doc/prompt หน้าเพจ import Excell.docx
+++ b/doc/prompt หน้าเพจ import Excell.docx
@@ -97,9 +97,8 @@
         <w:adjustRightInd w:val="0"/>
         <w:spacing w:after="0" w:line="240" w:lineRule="auto"/>
         <w:rPr>
-          <w:rFonts w:ascii="Helvetica" w:hAnsi="Helvetica" w:cs="Helvetica"/>
-          <w:kern w:val="0"/>
-          <w:szCs w:val="24"/>
+          <w:rFonts w:ascii="Helvetica" w:hAnsi="Helvetica"/>
+          <w:kern w:val="0"/>
           <w:lang w:val="en-US"/>
         </w:rPr>
       </w:pPr>
@@ -132,13 +131,31 @@
       </w:pPr>
       <w:r>
         <w:rPr>
+          <w:rFonts w:ascii="Helvetica" w:hAnsi="Helvetica"/>
+          <w:kern w:val="0"/>
+          <w:lang w:val="en-US"/>
+        </w:rPr>
+        <w:t xml:space="preserve">## </w:t>
+      </w:r>
+      <w:r>
+        <w:rPr>
           <w:rFonts w:ascii="Helvetica" w:hAnsi="Helvetica" w:hint="cs"/>
           <w:kern w:val="0"/>
           <w:cs/>
           <w:lang w:val="en-US"/>
         </w:rPr>
-        <w:t xml:space="preserve">ปรับแก้ไข ในส่วนของการเลือกโค้ช </w:t>
-      </w:r>
+        <w:t xml:space="preserve">ปรับแก้ไข ในส่วนของการบันทึก </w:t>
+      </w:r>
+      <w:proofErr w:type="spellStart"/>
+      <w:r>
+        <w:rPr>
+          <w:rFonts w:ascii="Helvetica" w:hAnsi="Helvetica"/>
+          <w:kern w:val="0"/>
+          <w:lang w:val="en-US"/>
+        </w:rPr>
+        <w:t>password_hash</w:t>
+      </w:r>
+      <w:proofErr w:type="spellEnd"/>
     </w:p>
     <w:p>
       <w:pPr>
@@ -168,22 +185,22 @@
       </w:pPr>
       <w:r>
         <w:rPr>
+          <w:rFonts w:ascii="Helvetica" w:hAnsi="Helvetica"/>
+          <w:kern w:val="0"/>
+          <w:lang w:val="en-US"/>
+        </w:rPr>
+        <w:t xml:space="preserve">   </w:t>
+      </w:r>
+      <w:r>
+        <w:rPr>
           <w:rFonts w:ascii="Helvetica" w:hAnsi="Helvetica" w:hint="cs"/>
           <w:kern w:val="0"/>
           <w:cs/>
           <w:lang w:val="en-US"/>
         </w:rPr>
-        <w:t xml:space="preserve">     </w:t>
-      </w:r>
-      <w:r>
-        <w:rPr>
-          <w:rFonts w:ascii="Helvetica" w:hAnsi="Helvetica"/>
-          <w:kern w:val="0"/>
-          <w:cs/>
-          <w:lang w:val="en-US"/>
-        </w:rPr>
-        <w:tab/>
-      </w:r>
+        <w:t>ใช้ใน ฟอร</w:t>
+      </w:r>
+      <w:proofErr w:type="spellStart"/>
       <w:r>
         <w:rPr>
           <w:rFonts w:ascii="Helvetica" w:hAnsi="Helvetica" w:hint="cs"/>
@@ -191,7 +208,112 @@
           <w:cs/>
           <w:lang w:val="en-US"/>
         </w:rPr>
-        <w:t>รายชื่อโค้ช ให้เอามาจาก โรงพยาบาลที่เป็นแม่ข่าย และ ลูกข่าย ของเครื่องข่ายเดียวกัน มาแสดงให้เลือกทั้งหมด เช่น ถ้า เป็น รพ ลูกข่าย ก็ให้ดูว่า แม่ข่ายไหน แล้ว ก็ เอามาจากแม่ข่าย และ ดูลูกข่ายในข่ายนั้น ว่ามี รพไหนบ้าง ให้เอาจากลูกข่ายนั้นๆ มาแสดงร่วมด้วย</w:t>
+        <w:t>์แมต</w:t>
+      </w:r>
+      <w:proofErr w:type="spellEnd"/>
+      <w:r>
+        <w:rPr>
+          <w:rFonts w:ascii="Helvetica" w:hAnsi="Helvetica" w:hint="cs"/>
+          <w:kern w:val="0"/>
+          <w:cs/>
+          <w:lang w:val="en-US"/>
+        </w:rPr>
+        <w:t xml:space="preserve">  </w:t>
+      </w:r>
+      <w:r>
+        <w:rPr>
+          <w:rFonts w:ascii="Helvetica" w:hAnsi="Helvetica"/>
+          <w:kern w:val="0"/>
+          <w:lang w:val="en-US"/>
+        </w:rPr>
+        <w:t>dd-mm-</w:t>
+      </w:r>
+      <w:proofErr w:type="spellStart"/>
+      <w:r>
+        <w:rPr>
+          <w:rFonts w:ascii="Helvetica" w:hAnsi="Helvetica"/>
+          <w:kern w:val="0"/>
+          <w:lang w:val="en-US"/>
+        </w:rPr>
+        <w:t>yyyy</w:t>
+      </w:r>
+      <w:proofErr w:type="spellEnd"/>
+      <w:r>
+        <w:rPr>
+          <w:rFonts w:ascii="Helvetica" w:hAnsi="Helvetica"/>
+          <w:kern w:val="0"/>
+          <w:lang w:val="en-US"/>
+        </w:rPr>
+        <w:t xml:space="preserve">  (</w:t>
+      </w:r>
+      <w:r>
+        <w:rPr>
+          <w:rFonts w:ascii="Helvetica" w:hAnsi="Helvetica" w:hint="cs"/>
+          <w:kern w:val="0"/>
+          <w:cs/>
+          <w:lang w:val="en-US"/>
+        </w:rPr>
+        <w:t xml:space="preserve">เดิม เป็น </w:t>
+      </w:r>
+      <w:r>
+        <w:rPr>
+          <w:rFonts w:ascii="Helvetica" w:hAnsi="Helvetica"/>
+          <w:kern w:val="0"/>
+          <w:lang w:val="en-US"/>
+        </w:rPr>
+        <w:t>dd/mm/</w:t>
+      </w:r>
+      <w:proofErr w:type="spellStart"/>
+      <w:r>
+        <w:rPr>
+          <w:rFonts w:ascii="Helvetica" w:hAnsi="Helvetica"/>
+          <w:kern w:val="0"/>
+          <w:lang w:val="en-US"/>
+        </w:rPr>
+        <w:t>yyyy</w:t>
+      </w:r>
+      <w:proofErr w:type="spellEnd"/>
+      <w:r>
+        <w:rPr>
+          <w:rFonts w:ascii="Helvetica" w:hAnsi="Helvetica"/>
+          <w:kern w:val="0"/>
+          <w:lang w:val="en-US"/>
+        </w:rPr>
+        <w:t>)</w:t>
+      </w:r>
+      <w:r>
+        <w:rPr>
+          <w:rFonts w:ascii="Helvetica" w:hAnsi="Helvetica" w:hint="cs"/>
+          <w:kern w:val="0"/>
+          <w:cs/>
+          <w:lang w:val="en-US"/>
+        </w:rPr>
+        <w:t xml:space="preserve"> ให้ปรับจาก </w:t>
+      </w:r>
+      <w:r>
+        <w:rPr>
+          <w:rFonts w:ascii="Helvetica" w:hAnsi="Helvetica"/>
+          <w:kern w:val="0"/>
+          <w:lang w:val="en-US"/>
+        </w:rPr>
+        <w:t xml:space="preserve">/ </w:t>
+      </w:r>
+      <w:r>
+        <w:rPr>
+          <w:rFonts w:ascii="Helvetica" w:hAnsi="Helvetica" w:hint="cs"/>
+          <w:kern w:val="0"/>
+          <w:cs/>
+          <w:lang w:val="en-US"/>
+        </w:rPr>
+        <w:t xml:space="preserve">เป็น </w:t>
+      </w:r>
+      <w:r>
+        <w:rPr>
+          <w:rFonts w:ascii="Helvetica" w:hAnsi="Helvetica"/>
+          <w:kern w:val="0"/>
+          <w:lang w:val="en-US"/>
+        </w:rPr>
+        <w:t>-</w:t>
       </w:r>
     </w:p>
     <w:p>
@@ -215,7 +337,7 @@
         <w:adjustRightInd w:val="0"/>
         <w:spacing w:after="0" w:line="240" w:lineRule="auto"/>
         <w:rPr>
-          <w:rFonts w:ascii="Helvetica" w:hAnsi="Helvetica"/>
+          <w:rFonts w:ascii="Helvetica" w:hAnsi="Helvetica" w:hint="cs"/>
           <w:kern w:val="0"/>
           <w:lang w:val="en-US"/>
         </w:rPr>
@@ -242,7 +364,97 @@
         <w:adjustRightInd w:val="0"/>
         <w:spacing w:after="0" w:line="240" w:lineRule="auto"/>
         <w:rPr>
+          <w:rFonts w:ascii="Helvetica" w:hAnsi="Helvetica"/>
+          <w:kern w:val="0"/>
+          <w:lang w:val="en-US"/>
+        </w:rPr>
+      </w:pPr>
+      <w:r>
+        <w:rPr>
           <w:rFonts w:ascii="Helvetica" w:hAnsi="Helvetica" w:hint="cs"/>
+          <w:kern w:val="0"/>
+          <w:cs/>
+          <w:lang w:val="en-US"/>
+        </w:rPr>
+        <w:t xml:space="preserve">ส่วนของการเลือกโค้ช </w:t>
+      </w:r>
+    </w:p>
+    <w:p>
+      <w:pPr>
+        <w:tabs>
+          <w:tab w:val="left" w:pos="720"/>
+          <w:tab w:val="left" w:pos="1440"/>
+          <w:tab w:val="left" w:pos="2160"/>
+          <w:tab w:val="left" w:pos="2880"/>
+          <w:tab w:val="left" w:pos="3600"/>
+          <w:tab w:val="left" w:pos="4320"/>
+          <w:tab w:val="left" w:pos="5040"/>
+          <w:tab w:val="left" w:pos="5760"/>
+          <w:tab w:val="left" w:pos="6480"/>
+          <w:tab w:val="left" w:pos="7200"/>
+          <w:tab w:val="left" w:pos="7920"/>
+          <w:tab w:val="left" w:pos="8640"/>
+        </w:tabs>
+        <w:autoSpaceDE w:val="0"/>
+        <w:autoSpaceDN w:val="0"/>
+        <w:adjustRightInd w:val="0"/>
+        <w:spacing w:after="0" w:line="240" w:lineRule="auto"/>
+        <w:rPr>
+          <w:rFonts w:ascii="Helvetica" w:hAnsi="Helvetica" w:hint="cs"/>
+          <w:kern w:val="0"/>
+          <w:lang w:val="en-US"/>
+        </w:rPr>
+      </w:pPr>
+      <w:r>
+        <w:rPr>
+          <w:rFonts w:ascii="Helvetica" w:hAnsi="Helvetica" w:hint="cs"/>
+          <w:kern w:val="0"/>
+          <w:cs/>
+          <w:lang w:val="en-US"/>
+        </w:rPr>
+        <w:t xml:space="preserve">     </w:t>
+      </w:r>
+      <w:r>
+        <w:rPr>
+          <w:rFonts w:ascii="Helvetica" w:hAnsi="Helvetica"/>
+          <w:kern w:val="0"/>
+          <w:cs/>
+          <w:lang w:val="en-US"/>
+        </w:rPr>
+        <w:tab/>
+      </w:r>
+      <w:r>
+        <w:rPr>
+          <w:rFonts w:ascii="Helvetica" w:hAnsi="Helvetica" w:hint="cs"/>
+          <w:kern w:val="0"/>
+          <w:cs/>
+          <w:lang w:val="en-US"/>
+        </w:rPr>
+        <w:t>รายชื่อโค้ช ให้เอามาจาก โรงพยาบาลที่เป็นแม่ข่าย และ ลูกข่าย ของเครื่องข่ายเดียวกัน มาแสดงให้เลือกทั้งหมด เช่น ถ้า เป็น รพ ลูกข่าย ก็ให้ดูว่า แม่ข่ายไหน แล้ว ก็ เอามาจากแม่ข่าย และ ดูลูกข่ายในข่ายนั้น ว่ามี รพไหนบ้าง ให้เอาจากลูกข่ายนั้นๆ มาแสดงร่วมด้วย</w:t>
+      </w:r>
+    </w:p>
+    <w:p>
+      <w:pPr>
+        <w:tabs>
+          <w:tab w:val="left" w:pos="720"/>
+          <w:tab w:val="left" w:pos="1440"/>
+          <w:tab w:val="left" w:pos="2160"/>
+          <w:tab w:val="left" w:pos="2880"/>
+          <w:tab w:val="left" w:pos="3600"/>
+          <w:tab w:val="left" w:pos="4320"/>
+          <w:tab w:val="left" w:pos="5040"/>
+          <w:tab w:val="left" w:pos="5760"/>
+          <w:tab w:val="left" w:pos="6480"/>
+          <w:tab w:val="left" w:pos="7200"/>
+          <w:tab w:val="left" w:pos="7920"/>
+          <w:tab w:val="left" w:pos="8640"/>
+        </w:tabs>
+        <w:autoSpaceDE w:val="0"/>
+        <w:autoSpaceDN w:val="0"/>
+        <w:adjustRightInd w:val="0"/>
+        <w:spacing w:after="0" w:line="240" w:lineRule="auto"/>
+        <w:rPr>
+          <w:rFonts w:ascii="Helvetica" w:hAnsi="Helvetica"/>
           <w:kern w:val="0"/>
           <w:lang w:val="en-US"/>
         </w:rPr>
@@ -505,9 +717,10 @@
         <w:adjustRightInd w:val="0"/>
         <w:spacing w:after="0" w:line="240" w:lineRule="auto"/>
         <w:rPr>
-          <w:rFonts w:ascii="Helvetica" w:hAnsi="Helvetica" w:cs="Helvetica"/>
-          <w:kern w:val="0"/>
-          <w:szCs w:val="24"/>
+          <w:rFonts w:ascii="Helvetica" w:hAnsi="Helvetica" w:cs="Helvetica" w:hint="cs"/>
+          <w:kern w:val="0"/>
+          <w:szCs w:val="24"/>
+          <w:cs/>
           <w:lang w:val="en-US"/>
         </w:rPr>
       </w:pPr>
@@ -620,44 +833,6 @@
           <w:lang w:val="en-US"/>
         </w:rPr>
         <w:t xml:space="preserve"> </w:t>
-      </w:r>
-    </w:p>
-    <w:p>
-      <w:pPr>
-        <w:tabs>
-          <w:tab w:val="left" w:pos="720"/>
-          <w:tab w:val="left" w:pos="1440"/>
-          <w:tab w:val="left" w:pos="2160"/>
-          <w:tab w:val="left" w:pos="2880"/>
-          <w:tab w:val="left" w:pos="3600"/>
-          <w:tab w:val="left" w:pos="4320"/>
-          <w:tab w:val="left" w:pos="5040"/>
-          <w:tab w:val="left" w:pos="5760"/>
-          <w:tab w:val="left" w:pos="6480"/>
-          <w:tab w:val="left" w:pos="7200"/>
-          <w:tab w:val="left" w:pos="7920"/>
-          <w:tab w:val="left" w:pos="8640"/>
-        </w:tabs>
-        <w:autoSpaceDE w:val="0"/>
-        <w:autoSpaceDN w:val="0"/>
-        <w:adjustRightInd w:val="0"/>
-        <w:spacing w:after="0" w:line="240" w:lineRule="auto"/>
-        <w:rPr>
-          <w:rFonts w:ascii="Helvetica" w:hAnsi="Helvetica" w:cs="Helvetica"/>
-          <w:kern w:val="0"/>
-          <w:szCs w:val="24"/>
-          <w:lang w:val="en-US"/>
-        </w:rPr>
-      </w:pPr>
-      <w:r>
-        <w:rPr>
-          <w:rFonts w:ascii="Helvetica" w:hAnsi="Helvetica"/>
-          <w:kern w:val="0"/>
-          <w:szCs w:val="24"/>
-          <w:cs/>
-          <w:lang w:val="en-US"/>
-        </w:rPr>
-        <w:t>ใส่ให้ครบถูกต้องได้เลย</w:t>
       </w:r>
     </w:p>
     <w:p>
@@ -1419,7 +1594,7 @@
           <w:cs/>
           <w:lang w:val="en-US"/>
         </w:rPr>
-        <w:t xml:space="preserve"> </w:t>
+        <w:t xml:space="preserve">  </w:t>
       </w:r>
     </w:p>
     <w:p>
@@ -1452,18 +1627,18 @@
       </w:pPr>
       <w:r>
         <w:rPr>
-          <w:rFonts w:ascii="Helvetica" w:hAnsi="Helvetica"/>
+          <w:rFonts w:ascii="Helvetica" w:hAnsi="Helvetica" w:cs="Helvetica"/>
           <w:kern w:val="0"/>
           <w:sz w:val="28"/>
           <w:szCs w:val="28"/>
           <w:cs/>
           <w:lang w:val="en-US"/>
         </w:rPr>
-        <w:t>วิธีแก้ไข</w:t>
-      </w:r>
-      <w:r>
-        <w:rPr>
-          <w:rFonts w:ascii="Helvetica" w:hAnsi="Helvetica" w:cs="Helvetica"/>
+        <w:t xml:space="preserve">    </w:t>
+      </w:r>
+      <w:r>
+        <w:rPr>
+          <w:rFonts w:ascii="Helvetica" w:hAnsi="Helvetica" w:cs="Helvetica" w:hint="cs"/>
           <w:kern w:val="0"/>
           <w:sz w:val="28"/>
           <w:szCs w:val="28"/>
@@ -1472,56 +1647,38 @@
         </w:rPr>
         <w:t xml:space="preserve"> </w:t>
       </w:r>
-    </w:p>
-    <w:p>
-      <w:pPr>
-        <w:tabs>
-          <w:tab w:val="left" w:pos="720"/>
-          <w:tab w:val="left" w:pos="1440"/>
-          <w:tab w:val="left" w:pos="2160"/>
-          <w:tab w:val="left" w:pos="2880"/>
-          <w:tab w:val="left" w:pos="3600"/>
-          <w:tab w:val="left" w:pos="4320"/>
-          <w:tab w:val="left" w:pos="5040"/>
-          <w:tab w:val="left" w:pos="5760"/>
-          <w:tab w:val="left" w:pos="6480"/>
-          <w:tab w:val="left" w:pos="7200"/>
-          <w:tab w:val="left" w:pos="7920"/>
-          <w:tab w:val="left" w:pos="8640"/>
-        </w:tabs>
-        <w:autoSpaceDE w:val="0"/>
-        <w:autoSpaceDN w:val="0"/>
-        <w:adjustRightInd w:val="0"/>
-        <w:spacing w:after="0" w:line="240" w:lineRule="auto"/>
-        <w:rPr>
-          <w:rFonts w:ascii="Helvetica" w:hAnsi="Helvetica" w:cs="Helvetica"/>
+      <w:r>
+        <w:rPr>
+          <w:rFonts w:ascii="Helvetica" w:hAnsi="Helvetica" w:hint="cs"/>
+          <w:kern w:val="0"/>
+          <w:sz w:val="28"/>
+          <w:szCs w:val="35"/>
+          <w:cs/>
+          <w:lang w:val="en-US"/>
+        </w:rPr>
+        <w:t>ให้</w:t>
+      </w:r>
+      <w:r>
+        <w:rPr>
+          <w:rFonts w:ascii="Helvetica" w:hAnsi="Helvetica" w:hint="cs"/>
           <w:kern w:val="0"/>
           <w:sz w:val="28"/>
           <w:szCs w:val="28"/>
-          <w:lang w:val="en-US"/>
-        </w:rPr>
-      </w:pPr>
-      <w:r>
-        <w:rPr>
-          <w:rFonts w:ascii="Helvetica" w:hAnsi="Helvetica" w:cs="Helvetica"/>
+          <w:cs/>
+          <w:lang w:val="en-US"/>
+        </w:rPr>
+        <w:t>มี</w:t>
+      </w:r>
+      <w:r>
+        <w:rPr>
+          <w:rFonts w:ascii="Helvetica" w:hAnsi="Helvetica"/>
           <w:kern w:val="0"/>
           <w:sz w:val="28"/>
           <w:szCs w:val="28"/>
           <w:cs/>
           <w:lang w:val="en-US"/>
         </w:rPr>
-        <w:t xml:space="preserve">    </w:t>
-      </w:r>
-      <w:r>
-        <w:rPr>
-          <w:rFonts w:ascii="Helvetica" w:hAnsi="Helvetica"/>
-          <w:kern w:val="0"/>
-          <w:sz w:val="28"/>
-          <w:szCs w:val="28"/>
-          <w:cs/>
-          <w:lang w:val="en-US"/>
-        </w:rPr>
-        <w:t>ให้ทำปุ่ม</w:t>
+        <w:t>ปุ่ม</w:t>
       </w:r>
       <w:r>
         <w:rPr>
@@ -4338,7 +4495,7 @@
         <w:adjustRightInd w:val="0"/>
         <w:spacing w:after="0" w:line="240" w:lineRule="auto"/>
         <w:rPr>
-          <w:rFonts w:ascii="Helvetica" w:hAnsi="Helvetica" w:cs="Helvetica" w:hint="cs"/>
+          <w:rFonts w:ascii="Helvetica" w:hAnsi="Helvetica" w:cs="Helvetica"/>
           <w:kern w:val="0"/>
           <w:szCs w:val="24"/>
           <w:cs/>
@@ -13866,7 +14023,7 @@
         <w:adjustRightInd w:val="0"/>
         <w:spacing w:after="0" w:line="240" w:lineRule="auto"/>
         <w:rPr>
-          <w:rFonts w:ascii="Helvetica" w:hAnsi="Helvetica" w:hint="cs"/>
+          <w:rFonts w:ascii="Helvetica" w:hAnsi="Helvetica"/>
           <w:kern w:val="1"/>
           <w:szCs w:val="24"/>
           <w:lang w:val="en-US"/>
